--- a/site/docs/ai-intake/checklist.docx
+++ b/site/docs/ai-intake/checklist.docx
@@ -218,6 +218,93 @@
           <w:b/>
         </w:rPr>
         <w:t xml:space="preserve">XW-021</w:t>
+      </w:r>
+    </w:p>
+    <w:p>
+      <w:pPr>
+        <w:spacing w:after="60"/>
+        <w:ind w:left="720" w:hanging="360"/>
+      </w:pPr>
+      <w:r>
+        <w:t xml:space="preserve">11.</w:t>
+      </w:r>
+      <w:r>
+        <w:tab/>
+      </w:r>
+      <w:r>
+        <w:t xml:space="preserve">Confirm any AI tool subscription or purchase came through the acquisition gate (</w:t>
+      </w:r>
+      <w:r>
+        <w:t xml:space="preserve">Acquisition gate checklist</w:t>
+      </w:r>
+      <w:r>
+        <w:t xml:space="preserve">), and send it to intake if it did not </w:t>
+      </w:r>
+      <w:r>
+        <w:rPr>
+          <w:b/>
+        </w:rPr>
+        <w:t xml:space="preserve">XW-009</w:t>
+      </w:r>
+      <w:r>
+        <w:t xml:space="preserve"> </w:t>
+      </w:r>
+      <w:r>
+        <w:rPr>
+          <w:b/>
+        </w:rPr>
+        <w:t xml:space="preserve">XW-021</w:t>
+      </w:r>
+    </w:p>
+    <w:p>
+      <w:pPr>
+        <w:spacing w:after="60"/>
+        <w:ind w:left="720" w:hanging="360"/>
+      </w:pPr>
+      <w:r>
+        <w:t xml:space="preserve">12.</w:t>
+      </w:r>
+      <w:r>
+        <w:tab/>
+      </w:r>
+      <w:r>
+        <w:t xml:space="preserve">Check spend outside procurement, such as expense cards and department purchases, for AI-enabled tools, and run intake on each one found </w:t>
+      </w:r>
+      <w:r>
+        <w:rPr>
+          <w:b/>
+        </w:rPr>
+        <w:t xml:space="preserve">XW-012</w:t>
+      </w:r>
+      <w:r>
+        <w:t xml:space="preserve"> </w:t>
+      </w:r>
+      <w:r>
+        <w:rPr>
+          <w:b/>
+        </w:rPr>
+        <w:t xml:space="preserve">XW-022</w:t>
+      </w:r>
+    </w:p>
+    <w:p>
+      <w:pPr>
+        <w:spacing w:after="60"/>
+        <w:ind w:left="720" w:hanging="360"/>
+      </w:pPr>
+      <w:r>
+        <w:t xml:space="preserve">13.</w:t>
+      </w:r>
+      <w:r>
+        <w:tab/>
+      </w:r>
+      <w:r>
+        <w:t xml:space="preserve">Keep an approved-AI-tools register of tools that passed intake, so staff can check it before buying </w:t>
+      </w:r>
+      <w:r>
+        <w:rPr>
+          <w:b/>
+        </w:rPr>
+        <w:t xml:space="preserve">XW-022</w:t>
       </w:r>
     </w:p>
     <w:sectPr>
